--- a/paper/kampala_sponge_paper1.docx
+++ b/paper/kampala_sponge_paper1.docx
@@ -2309,13 +2309,21 @@
       </w:r>
     </w:p>
     <w:bookmarkEnd w:id="15"/>
-    <w:bookmarkStart w:id="16" w:name="references-to-complete"/>
+    <w:bookmarkStart w:id="16" w:name="references"/>
     <w:p>
       <w:pPr>
         <w:pStyle w:val="Heading1"/>
       </w:pPr>
       <w:r>
-        <w:t xml:space="preserve">References (to complete)</w:t>
+        <w:t xml:space="preserve">References</w:t>
+      </w:r>
+    </w:p>
+    <w:p>
+      <w:pPr>
+        <w:pStyle w:val="FirstParagraph"/>
+      </w:pPr>
+      <w:r>
+        <w:t xml:space="preserve">Items marked † were found through search, or are grey literature not yet opened; verify them before submission.</w:t>
       </w:r>
     </w:p>
     <w:p>
@@ -2327,7 +2335,23 @@
         </w:numPr>
       </w:pPr>
       <w:r>
-        <w:t xml:space="preserve">Landsat wetland encroachment in Kampala–Wakiso, 1986–2016 (PMC10521074).</w:t>
+        <w:t xml:space="preserve">Acreman, M. and Holden, J. (2013). How wetlands affect floods.</w:t>
+      </w:r>
+      <w:r>
+        <w:t xml:space="preserve"> </w:t>
+      </w:r>
+      <w:r>
+        <w:rPr>
+          <w:i/>
+          <w:iCs/>
+        </w:rPr>
+        <w:t xml:space="preserve">Wetlands</w:t>
+      </w:r>
+      <w:r>
+        <w:t xml:space="preserve"> </w:t>
+      </w:r>
+      <w:r>
+        <w:t xml:space="preserve">33, 773–786. doi:10.1007/s13157-013-0473-2</w:t>
       </w:r>
     </w:p>
     <w:p>
@@ -2339,7 +2363,23 @@
         </w:numPr>
       </w:pPr>
       <w:r>
-        <w:t xml:space="preserve">KCCA (2024). Kampala moves to protect wetlands as loss reaches alarming levels.</w:t>
+        <w:t xml:space="preserve">Bullock, A. and Acreman, M. (2003). The role of wetlands in the hydrological cycle.</w:t>
+      </w:r>
+      <w:r>
+        <w:t xml:space="preserve"> </w:t>
+      </w:r>
+      <w:r>
+        <w:rPr>
+          <w:i/>
+          <w:iCs/>
+        </w:rPr>
+        <w:t xml:space="preserve">Hydrology and Earth System Sciences</w:t>
+      </w:r>
+      <w:r>
+        <w:t xml:space="preserve"> </w:t>
+      </w:r>
+      <w:r>
+        <w:t xml:space="preserve">7(3), 358–389. doi:10.5194/hess-7-358-2003</w:t>
       </w:r>
     </w:p>
     <w:p>
@@ -2351,7 +2391,94 @@
         </w:numPr>
       </w:pPr>
       <w:r>
-        <w:t xml:space="preserve">Nobre, A.D. et al. (2011). Height Above the Nearest Drainage,</w:t>
+        <w:t xml:space="preserve">Kabiri, S., Allen, M., Okuonzia, J. T., Akello, B., Ssabaganzi, R., Mubiru, D., Wan, H., Dale, P. and Brooks, B. (2022). Detecting wetland encroachment and urban agriculture land classification in Uganda using hyper-temporal remote sensing.</w:t>
+      </w:r>
+      <w:r>
+        <w:t xml:space="preserve"> </w:t>
+      </w:r>
+      <w:r>
+        <w:rPr>
+          <w:i/>
+          <w:iCs/>
+        </w:rPr>
+        <w:t xml:space="preserve">AAS Open Research</w:t>
+      </w:r>
+      <w:r>
+        <w:t xml:space="preserve">. doi:10.12688/aasopenres.13040.2</w:t>
+      </w:r>
+    </w:p>
+    <w:p>
+      <w:pPr>
+        <w:pStyle w:val="Compact"/>
+        <w:numPr>
+          <w:ilvl w:val="0"/>
+          <w:numId w:val="1006"/>
+        </w:numPr>
+      </w:pPr>
+      <w:r>
+        <w:t xml:space="preserve">Kansiime, F. and Nalubega, M. (1999).</w:t>
+      </w:r>
+      <w:r>
+        <w:t xml:space="preserve"> </w:t>
+      </w:r>
+      <w:r>
+        <w:rPr>
+          <w:i/>
+          <w:iCs/>
+        </w:rPr>
+        <w:t xml:space="preserve">Wastewater treatment by a natural wetland: the Nakivubo swamp, Uganda – processes and implications</w:t>
+      </w:r>
+      <w:r>
+        <w:t xml:space="preserve">. PhD thesis, IHE Delft / Wageningen University.</w:t>
+      </w:r>
+    </w:p>
+    <w:p>
+      <w:pPr>
+        <w:pStyle w:val="Compact"/>
+        <w:numPr>
+          <w:ilvl w:val="0"/>
+          <w:numId w:val="1006"/>
+        </w:numPr>
+      </w:pPr>
+      <w:r>
+        <w:t xml:space="preserve">† Emerton, L., Iyango, L., Luwum, P. and Malinga, A. (1999).</w:t>
+      </w:r>
+      <w:r>
+        <w:t xml:space="preserve"> </w:t>
+      </w:r>
+      <w:r>
+        <w:rPr>
+          <w:i/>
+          <w:iCs/>
+        </w:rPr>
+        <w:t xml:space="preserve">The present economic value of Nakivubo urban wetland, Uganda</w:t>
+      </w:r>
+      <w:r>
+        <w:t xml:space="preserve">. IUCN Eastern Africa Regional Office and National Wetlands Programme, Kampala.</w:t>
+      </w:r>
+    </w:p>
+    <w:p>
+      <w:pPr>
+        <w:pStyle w:val="Compact"/>
+        <w:numPr>
+          <w:ilvl w:val="0"/>
+          <w:numId w:val="1006"/>
+        </w:numPr>
+      </w:pPr>
+      <w:r>
+        <w:t xml:space="preserve">† KCCA (2024). Kampala moves to protect wetlands as loss reaches alarming levels. KCCA news release.</w:t>
+      </w:r>
+    </w:p>
+    <w:p>
+      <w:pPr>
+        <w:pStyle w:val="Compact"/>
+        <w:numPr>
+          <w:ilvl w:val="0"/>
+          <w:numId w:val="1006"/>
+        </w:numPr>
+      </w:pPr>
+      <w:r>
+        <w:t xml:space="preserve">Nobre, A. D., Cuartas, L. A., Hodnett, M., Rennó, C. D., Rodrigues, G., Silveira, A., Waterloo, M. and Saleska, S. (2011). Height Above the Nearest Drainage – a hydrologically relevant new terrain model.</w:t>
       </w:r>
       <w:r>
         <w:t xml:space="preserve"> </w:t>
@@ -2364,7 +2491,10 @@
         <w:t xml:space="preserve">Journal of Hydrology</w:t>
       </w:r>
       <w:r>
-        <w:t xml:space="preserve">.</w:t>
+        <w:t xml:space="preserve"> </w:t>
+      </w:r>
+      <w:r>
+        <w:t xml:space="preserve">404, 13–29. doi:10.1016/j.jhydrol.2011.03.051</w:t>
       </w:r>
     </w:p>
     <w:p>
@@ -2376,7 +2506,7 @@
         </w:numPr>
       </w:pPr>
       <w:r>
-        <w:t xml:space="preserve">JRC GHSL R2023A; Copernicus GLO-30; ESA WorldCover 2021; USGS Landsat Collection 2.</w:t>
+        <w:t xml:space="preserve">Pesaresi, M. and Politis, P. (2023). GHS-BUILT-S R2023A: GHS built-up surface grid, 1975–2030. European Commission, Joint Research Centre.</w:t>
       </w:r>
     </w:p>
     <w:p>
@@ -2388,7 +2518,115 @@
         </w:numPr>
       </w:pPr>
       <w:r>
-        <w:t xml:space="preserve">Companion papers: A (</w:t>
+        <w:t xml:space="preserve">European Space Agency (2021). Copernicus DEM GLO-30. doi:10.5270/ESA-c5d3d65</w:t>
+      </w:r>
+    </w:p>
+    <w:p>
+      <w:pPr>
+        <w:pStyle w:val="Compact"/>
+        <w:numPr>
+          <w:ilvl w:val="0"/>
+          <w:numId w:val="1006"/>
+        </w:numPr>
+      </w:pPr>
+      <w:r>
+        <w:t xml:space="preserve">Zanaga, D. et al. (2022). ESA WorldCover 10 m 2021 v200. doi:10.5281/zenodo.7254221</w:t>
+      </w:r>
+    </w:p>
+    <w:p>
+      <w:pPr>
+        <w:pStyle w:val="Compact"/>
+        <w:numPr>
+          <w:ilvl w:val="0"/>
+          <w:numId w:val="1006"/>
+        </w:numPr>
+      </w:pPr>
+      <w:r>
+        <w:t xml:space="preserve">Crawford, C. J. et al. (2023). The 50-year Landsat collection 2 archive.</w:t>
+      </w:r>
+      <w:r>
+        <w:t xml:space="preserve"> </w:t>
+      </w:r>
+      <w:r>
+        <w:rPr>
+          <w:i/>
+          <w:iCs/>
+        </w:rPr>
+        <w:t xml:space="preserve">Science of Remote Sensing</w:t>
+      </w:r>
+      <w:r>
+        <w:t xml:space="preserve"> </w:t>
+      </w:r>
+      <w:r>
+        <w:t xml:space="preserve">8, 100103. doi:10.1016/j.srs.2023.100103</w:t>
+      </w:r>
+    </w:p>
+    <w:p>
+      <w:pPr>
+        <w:pStyle w:val="Compact"/>
+        <w:numPr>
+          <w:ilvl w:val="0"/>
+          <w:numId w:val="1006"/>
+        </w:numPr>
+      </w:pPr>
+      <w:r>
+        <w:t xml:space="preserve">Tucker, C. J. (1979). Red and photographic infrared linear combinations for monitoring vegetation.</w:t>
+      </w:r>
+      <w:r>
+        <w:t xml:space="preserve"> </w:t>
+      </w:r>
+      <w:r>
+        <w:rPr>
+          <w:i/>
+          <w:iCs/>
+        </w:rPr>
+        <w:t xml:space="preserve">Remote Sensing of Environment</w:t>
+      </w:r>
+      <w:r>
+        <w:t xml:space="preserve"> </w:t>
+      </w:r>
+      <w:r>
+        <w:t xml:space="preserve">8, 127–150.</w:t>
+      </w:r>
+    </w:p>
+    <w:p>
+      <w:pPr>
+        <w:pStyle w:val="Compact"/>
+        <w:numPr>
+          <w:ilvl w:val="0"/>
+          <w:numId w:val="1006"/>
+        </w:numPr>
+      </w:pPr>
+      <w:r>
+        <w:t xml:space="preserve">Xu, H. (2006). Modification of normalised difference water index (NDWI) to enhance open water features in remotely sensed imagery.</w:t>
+      </w:r>
+      <w:r>
+        <w:t xml:space="preserve"> </w:t>
+      </w:r>
+      <w:r>
+        <w:rPr>
+          <w:i/>
+          <w:iCs/>
+        </w:rPr>
+        <w:t xml:space="preserve">International Journal of Remote Sensing</w:t>
+      </w:r>
+      <w:r>
+        <w:t xml:space="preserve"> </w:t>
+      </w:r>
+      <w:r>
+        <w:t xml:space="preserve">27(14), 3025–3033.</w:t>
+      </w:r>
+    </w:p>
+    <w:p>
+      <w:pPr>
+        <w:pStyle w:val="Compact"/>
+        <w:numPr>
+          <w:ilvl w:val="0"/>
+          <w:numId w:val="1006"/>
+        </w:numPr>
+      </w:pPr>
+      <w:r>
+        <w:t xml:space="preserve">Companion papers of this programme: A (</w:t>
       </w:r>
       <w:r>
         <w:rPr>
@@ -2868,7 +3106,34 @@
     <w:abstractNumId w:val="991"/>
   </w:num>
   <w:num w:numId="1006">
-    <w:abstractNumId w:val="991"/>
+    <w:abstractNumId w:val="99411"/>
+    <w:lvlOverride w:ilvl="0">
+      <w:startOverride w:val="1"/>
+    </w:lvlOverride>
+    <w:lvlOverride w:ilvl="1">
+      <w:startOverride w:val="1"/>
+    </w:lvlOverride>
+    <w:lvlOverride w:ilvl="2">
+      <w:startOverride w:val="1"/>
+    </w:lvlOverride>
+    <w:lvlOverride w:ilvl="3">
+      <w:startOverride w:val="1"/>
+    </w:lvlOverride>
+    <w:lvlOverride w:ilvl="4">
+      <w:startOverride w:val="1"/>
+    </w:lvlOverride>
+    <w:lvlOverride w:ilvl="5">
+      <w:startOverride w:val="1"/>
+    </w:lvlOverride>
+    <w:lvlOverride w:ilvl="6">
+      <w:startOverride w:val="1"/>
+    </w:lvlOverride>
+    <w:lvlOverride w:ilvl="7">
+      <w:startOverride w:val="1"/>
+    </w:lvlOverride>
+    <w:lvlOverride w:ilvl="8">
+      <w:startOverride w:val="1"/>
+    </w:lvlOverride>
   </w:num>
 </w:numbering>
 </file>

--- a/paper/kampala_sponge_paper1.docx
+++ b/paper/kampala_sponge_paper1.docx
@@ -1930,6 +1930,478 @@
         <w:t xml:space="preserve">In 1975, five of the six systems had more valley-floor storage than one 10-year storm’s runoff. By 2020 only Kansanga, barely, remained above 1. The largest combined gaps are in Lubigi (2.0 million m³), Kinawataka (0.9) and Kansanga (0.7) (Fig. kd30c). The map of lost storage (Fig. kd31) shows the losses as thin ribbons along nearly every channel, worst on the Lubigi, Kinawataka and Nalukolongo valley floors.</w:t>
       </w:r>
     </w:p>
+    <w:p>
+      <w:pPr>
+        <w:pStyle w:val="BodyText"/>
+      </w:pPr>
+      <w:r>
+        <w:rPr>
+          <w:b/>
+          <w:bCs/>
+        </w:rPr>
+        <w:t xml:space="preserve">3.4 Machine-learning check: what the valley floors became.</w:t>
+      </w:r>
+      <w:r>
+        <w:t xml:space="preserve"> </w:t>
+      </w:r>
+      <w:r>
+        <w:t xml:space="preserve">The NDVI rule above cannot tell papyrus from gardens or trees, or bare fill from roofs. We therefore trained a LightGBM classifier (Ke et al. 2017) on the Landsat composites. Labels came from cells where independent 10 m maps agree: ESA WorldCover 2021 and Impact Observatory 2017/2023 (Karra et al. 2021), with wetland requiring two of three sources (WorldCover, Impact Observatory, OpenStreetMap wetland polygons). Features were the five reflectance bands, five indices and HAND. Older Thematic Mapper and ETM+ composites were harmonised to OLI with Roy et al. (2016). Five classes were mapped on the valley floor (HAND &lt; 3 m) for 1986, 1995, 2005, 2015 and 2025 (Fig. kd44).</w:t>
+      </w:r>
+    </w:p>
+    <w:tbl>
+      <w:tblPr>
+        <w:tblStyle w:val="Table"/>
+        <w:tblW w:type="pct" w:w="5000"/>
+        <w:tblLayout w:type="fixed"/>
+        <w:tblLook w:firstRow="1" w:lastRow="0" w:firstColumn="0" w:lastColumn="0" w:noHBand="0" w:noVBand="0" w:val="0020"/>
+      </w:tblPr>
+      <w:tblGrid>
+        <w:gridCol w:w="2640"/>
+        <w:gridCol w:w="2640"/>
+        <w:gridCol w:w="2640"/>
+      </w:tblGrid>
+      <w:tr>
+        <w:trPr>
+          <w:tblHeader w:val="on"/>
+        </w:trPr>
+        <w:tc>
+          <w:tcPr/>
+          <w:p>
+            <w:pPr>
+              <w:pStyle w:val="Compact"/>
+            </w:pPr>
+            <w:r>
+              <w:t xml:space="preserve">Validation</w:t>
+            </w:r>
+          </w:p>
+        </w:tc>
+        <w:tc>
+          <w:tcPr/>
+          <w:p>
+            <w:pPr>
+              <w:pStyle w:val="Compact"/>
+            </w:pPr>
+            <w:r>
+              <w:t xml:space="preserve">Overall accuracy</w:t>
+            </w:r>
+          </w:p>
+        </w:tc>
+        <w:tc>
+          <w:tcPr/>
+          <w:p>
+            <w:pPr>
+              <w:pStyle w:val="Compact"/>
+            </w:pPr>
+            <w:r>
+              <w:t xml:space="preserve">Wetland F1</w:t>
+            </w:r>
+          </w:p>
+        </w:tc>
+      </w:tr>
+      <w:tr>
+        <w:tc>
+          <w:tcPr/>
+          <w:p>
+            <w:pPr>
+              <w:pStyle w:val="Compact"/>
+            </w:pPr>
+            <w:r>
+              <w:t xml:space="preserve">Spatial block cross-validation, 2025 (3 km blocks)</w:t>
+            </w:r>
+          </w:p>
+        </w:tc>
+        <w:tc>
+          <w:tcPr/>
+          <w:p>
+            <w:pPr>
+              <w:pStyle w:val="Compact"/>
+            </w:pPr>
+            <w:r>
+              <w:t xml:space="preserve">84%</w:t>
+            </w:r>
+          </w:p>
+        </w:tc>
+        <w:tc>
+          <w:tcPr/>
+          <w:p>
+            <w:pPr>
+              <w:pStyle w:val="Compact"/>
+            </w:pPr>
+            <w:r>
+              <w:t xml:space="preserve">0.89</w:t>
+            </w:r>
+          </w:p>
+        </w:tc>
+      </w:tr>
+      <w:tr>
+        <w:tc>
+          <w:tcPr/>
+          <w:p>
+            <w:pPr>
+              <w:pStyle w:val="Compact"/>
+            </w:pPr>
+            <w:r>
+              <w:t xml:space="preserve">Model trained on 2025, tested on 2015 imagery against 2017 labels</w:t>
+            </w:r>
+          </w:p>
+        </w:tc>
+        <w:tc>
+          <w:tcPr/>
+          <w:p>
+            <w:pPr>
+              <w:pStyle w:val="Compact"/>
+            </w:pPr>
+            <w:r>
+              <w:t xml:space="preserve">81%</w:t>
+            </w:r>
+          </w:p>
+        </w:tc>
+        <w:tc>
+          <w:tcPr/>
+          <w:p>
+            <w:pPr>
+              <w:pStyle w:val="Compact"/>
+            </w:pPr>
+            <w:r>
+              <w:t xml:space="preserve">0.90</w:t>
+            </w:r>
+          </w:p>
+        </w:tc>
+      </w:tr>
+    </w:tbl>
+    <w:p>
+      <w:pPr>
+        <w:pStyle w:val="BodyText"/>
+      </w:pPr>
+      <w:r>
+        <w:t xml:space="preserve">The second test is the relevant one for going back in time. In 1986 the classifier puts 1.6% of the valley floor in the built class, against 2.8% built surface in GHSL 1985, which is consistent. Accuracy is measured on cells where the label maps agree, which are easier than average, so it is an upper bound.</w:t>
+      </w:r>
+    </w:p>
+    <w:tbl>
+      <w:tblPr>
+        <w:tblStyle w:val="Table"/>
+        <w:tblW w:type="pct" w:w="5000"/>
+        <w:tblLayout w:type="fixed"/>
+        <w:tblLook w:firstRow="1" w:lastRow="0" w:firstColumn="0" w:lastColumn="0" w:noHBand="0" w:noVBand="0" w:val="0020"/>
+      </w:tblPr>
+      <w:tblGrid>
+        <w:gridCol w:w="2640"/>
+        <w:gridCol w:w="2640"/>
+        <w:gridCol w:w="2640"/>
+      </w:tblGrid>
+      <w:tr>
+        <w:trPr>
+          <w:tblHeader w:val="on"/>
+        </w:trPr>
+        <w:tc>
+          <w:tcPr/>
+          <w:p>
+            <w:pPr>
+              <w:pStyle w:val="Compact"/>
+            </w:pPr>
+            <w:r>
+              <w:t xml:space="preserve">Valley floor, 1986 → 2025</w:t>
+            </w:r>
+          </w:p>
+        </w:tc>
+        <w:tc>
+          <w:tcPr/>
+          <w:p>
+            <w:pPr>
+              <w:pStyle w:val="Compact"/>
+            </w:pPr>
+            <w:r>
+              <w:t xml:space="preserve">Natural vegetation (wetland + trees and shrubs)</w:t>
+            </w:r>
+          </w:p>
+        </w:tc>
+        <w:tc>
+          <w:tcPr/>
+          <w:p>
+            <w:pPr>
+              <w:pStyle w:val="Compact"/>
+            </w:pPr>
+            <w:r>
+              <w:t xml:space="preserve">Built and bare share</w:t>
+            </w:r>
+          </w:p>
+        </w:tc>
+      </w:tr>
+      <w:tr>
+        <w:tc>
+          <w:tcPr/>
+          <w:p>
+            <w:pPr>
+              <w:pStyle w:val="Compact"/>
+            </w:pPr>
+            <w:r>
+              <w:t xml:space="preserve">Nalukolongo</w:t>
+            </w:r>
+          </w:p>
+        </w:tc>
+        <w:tc>
+          <w:tcPr/>
+          <w:p>
+            <w:pPr>
+              <w:pStyle w:val="Compact"/>
+            </w:pPr>
+            <w:r>
+              <w:t xml:space="preserve">99 → 5 ha (−95%)</w:t>
+            </w:r>
+          </w:p>
+        </w:tc>
+        <w:tc>
+          <w:tcPr/>
+          <w:p>
+            <w:pPr>
+              <w:pStyle w:val="Compact"/>
+            </w:pPr>
+            <w:r>
+              <w:t xml:space="preserve">18% → 93%</w:t>
+            </w:r>
+          </w:p>
+        </w:tc>
+      </w:tr>
+      <w:tr>
+        <w:tc>
+          <w:tcPr/>
+          <w:p>
+            <w:pPr>
+              <w:pStyle w:val="Compact"/>
+            </w:pPr>
+            <w:r>
+              <w:t xml:space="preserve">Kinawataka</w:t>
+            </w:r>
+          </w:p>
+        </w:tc>
+        <w:tc>
+          <w:tcPr/>
+          <w:p>
+            <w:pPr>
+              <w:pStyle w:val="Compact"/>
+            </w:pPr>
+            <w:r>
+              <w:t xml:space="preserve">183 → 27 ha (−85%)</w:t>
+            </w:r>
+          </w:p>
+        </w:tc>
+        <w:tc>
+          <w:tcPr/>
+          <w:p>
+            <w:pPr>
+              <w:pStyle w:val="Compact"/>
+            </w:pPr>
+            <w:r>
+              <w:t xml:space="preserve">3% → 75%</w:t>
+            </w:r>
+          </w:p>
+        </w:tc>
+      </w:tr>
+      <w:tr>
+        <w:tc>
+          <w:tcPr/>
+          <w:p>
+            <w:pPr>
+              <w:pStyle w:val="Compact"/>
+            </w:pPr>
+            <w:r>
+              <w:t xml:space="preserve">Walufumbe</w:t>
+            </w:r>
+          </w:p>
+        </w:tc>
+        <w:tc>
+          <w:tcPr/>
+          <w:p>
+            <w:pPr>
+              <w:pStyle w:val="Compact"/>
+            </w:pPr>
+            <w:r>
+              <w:t xml:space="preserve">30 → 7 ha (−77%)</w:t>
+            </w:r>
+          </w:p>
+        </w:tc>
+        <w:tc>
+          <w:tcPr/>
+          <w:p>
+            <w:pPr>
+              <w:pStyle w:val="Compact"/>
+            </w:pPr>
+            <w:r>
+              <w:t xml:space="preserve">0% → 48%</w:t>
+            </w:r>
+          </w:p>
+        </w:tc>
+      </w:tr>
+      <w:tr>
+        <w:tc>
+          <w:tcPr/>
+          <w:p>
+            <w:pPr>
+              <w:pStyle w:val="Compact"/>
+            </w:pPr>
+            <w:r>
+              <w:t xml:space="preserve">Lubigi</w:t>
+            </w:r>
+          </w:p>
+        </w:tc>
+        <w:tc>
+          <w:tcPr/>
+          <w:p>
+            <w:pPr>
+              <w:pStyle w:val="Compact"/>
+            </w:pPr>
+            <w:r>
+              <w:t xml:space="preserve">672 → 214 ha (−68%)</w:t>
+            </w:r>
+          </w:p>
+        </w:tc>
+        <w:tc>
+          <w:tcPr/>
+          <w:p>
+            <w:pPr>
+              <w:pStyle w:val="Compact"/>
+            </w:pPr>
+            <w:r>
+              <w:t xml:space="preserve">7% → 66%</w:t>
+            </w:r>
+          </w:p>
+        </w:tc>
+      </w:tr>
+      <w:tr>
+        <w:tc>
+          <w:tcPr/>
+          <w:p>
+            <w:pPr>
+              <w:pStyle w:val="Compact"/>
+            </w:pPr>
+            <w:r>
+              <w:t xml:space="preserve">Kansanga</w:t>
+            </w:r>
+          </w:p>
+        </w:tc>
+        <w:tc>
+          <w:tcPr/>
+          <w:p>
+            <w:pPr>
+              <w:pStyle w:val="Compact"/>
+            </w:pPr>
+            <w:r>
+              <w:t xml:space="preserve">260 → 122 ha (−53%)</w:t>
+            </w:r>
+          </w:p>
+        </w:tc>
+        <w:tc>
+          <w:tcPr/>
+          <w:p>
+            <w:pPr>
+              <w:pStyle w:val="Compact"/>
+            </w:pPr>
+            <w:r>
+              <w:t xml:space="preserve">1% → 50%</w:t>
+            </w:r>
+          </w:p>
+        </w:tc>
+      </w:tr>
+      <w:tr>
+        <w:tc>
+          <w:tcPr/>
+          <w:p>
+            <w:pPr>
+              <w:pStyle w:val="Compact"/>
+            </w:pPr>
+            <w:r>
+              <w:t xml:space="preserve">Nakivubo</w:t>
+            </w:r>
+          </w:p>
+        </w:tc>
+        <w:tc>
+          <w:tcPr/>
+          <w:p>
+            <w:pPr>
+              <w:pStyle w:val="Compact"/>
+            </w:pPr>
+            <w:r>
+              <w:t xml:space="preserve">343 → 178 ha (−48%)</w:t>
+            </w:r>
+          </w:p>
+        </w:tc>
+        <w:tc>
+          <w:tcPr/>
+          <w:p>
+            <w:pPr>
+              <w:pStyle w:val="Compact"/>
+            </w:pPr>
+            <w:r>
+              <w:t xml:space="preserve">21% → 56%</w:t>
+            </w:r>
+          </w:p>
+        </w:tc>
+      </w:tr>
+      <w:tr>
+        <w:tc>
+          <w:tcPr/>
+          <w:p>
+            <w:pPr>
+              <w:pStyle w:val="Compact"/>
+            </w:pPr>
+            <w:r>
+              <w:rPr>
+                <w:b/>
+                <w:bCs/>
+              </w:rPr>
+              <w:t xml:space="preserve">Greater Kampala core</w:t>
+            </w:r>
+          </w:p>
+        </w:tc>
+        <w:tc>
+          <w:tcPr/>
+          <w:p>
+            <w:pPr>
+              <w:pStyle w:val="Compact"/>
+            </w:pPr>
+            <w:r>
+              <w:rPr>
+                <w:b/>
+                <w:bCs/>
+              </w:rPr>
+              <w:t xml:space="preserve">8,006 → 4,144 ha (−48%)</w:t>
+            </w:r>
+          </w:p>
+        </w:tc>
+        <w:tc>
+          <w:tcPr/>
+          <w:p>
+            <w:pPr>
+              <w:pStyle w:val="Compact"/>
+            </w:pPr>
+            <w:r>
+              <w:rPr>
+                <w:b/>
+                <w:bCs/>
+              </w:rPr>
+              <w:t xml:space="preserve">3% → 35%</w:t>
+            </w:r>
+          </w:p>
+        </w:tc>
+      </w:tr>
+    </w:tbl>
+    <w:p>
+      <w:pPr>
+        <w:pStyle w:val="BodyText"/>
+      </w:pPr>
+      <w:r>
+        <w:t xml:space="preserve">The ranking matches the NDVI-based living-sponge losses (Section 3.2), and the losses are steeper: the NDVI rule counted gardens and grass on fill as</w:t>
+      </w:r>
+      <w:r>
+        <w:t xml:space="preserve"> </w:t>
+      </w:r>
+      <w:r>
+        <w:t xml:space="preserve">“green”</w:t>
+      </w:r>
+      <w:r>
+        <w:t xml:space="preserve">. Wetland vegetation in the strict sense fell from 1,807 to 733 ha city-wide (−59%). Cultivation took part of the valley floor first, in the 1990s and 2000s, and was then itself built over. Crops and grass on the Lubigi valley floor fell from 269 to 133 ha. HAND is among the most-used features, but it is the same in every year, so the change between years comes from the imagery alone.</w:t>
+      </w:r>
+    </w:p>
     <w:bookmarkEnd w:id="12"/>
     <w:bookmarkStart w:id="13" w:name="discussion"/>
     <w:p>
@@ -2305,6 +2777,18 @@
         </w:numPr>
       </w:pPr>
       <w:r>
+        <w:t xml:space="preserve">kd44: machine-learning land cover of the valley floors, 1986 vs 2025, and class areas 1986–2025</w:t>
+      </w:r>
+    </w:p>
+    <w:p>
+      <w:pPr>
+        <w:pStyle w:val="Compact"/>
+        <w:numPr>
+          <w:ilvl w:val="0"/>
+          <w:numId w:val="1005"/>
+        </w:numPr>
+      </w:pPr>
+      <w:r>
         <w:t xml:space="preserve">kd16: wetland time-lapse panels (Landsat), from the companion study</w:t>
       </w:r>
     </w:p>
@@ -2647,6 +3131,87 @@
       </w:r>
       <w:r>
         <w:t xml:space="preserve">).</w:t>
+      </w:r>
+    </w:p>
+    <w:p>
+      <w:pPr>
+        <w:pStyle w:val="Compact"/>
+        <w:numPr>
+          <w:ilvl w:val="0"/>
+          <w:numId w:val="1006"/>
+        </w:numPr>
+      </w:pPr>
+      <w:r>
+        <w:t xml:space="preserve">Ke, G., Meng, Q., Finley, T., Wang, T., Chen, W., Ma, W., Ye, Q. and Liu, T.-Y. (2017). LightGBM: a highly efficient gradient boosting decision tree.</w:t>
+      </w:r>
+      <w:r>
+        <w:t xml:space="preserve"> </w:t>
+      </w:r>
+      <w:r>
+        <w:rPr>
+          <w:i/>
+          <w:iCs/>
+        </w:rPr>
+        <w:t xml:space="preserve">Advances in Neural Information Processing Systems</w:t>
+      </w:r>
+      <w:r>
+        <w:t xml:space="preserve"> </w:t>
+      </w:r>
+      <w:r>
+        <w:t xml:space="preserve">30, 3146–3154.</w:t>
+      </w:r>
+    </w:p>
+    <w:p>
+      <w:pPr>
+        <w:pStyle w:val="Compact"/>
+        <w:numPr>
+          <w:ilvl w:val="0"/>
+          <w:numId w:val="1006"/>
+        </w:numPr>
+      </w:pPr>
+      <w:r>
+        <w:t xml:space="preserve">Karra, K., Kontgis, C., Statman-Weil, Z., Mazzariello, J. C., Mathis, M. and Brumby, S. P. (2021). Global land use/land cover with Sentinel 2 and deep learning.</w:t>
+      </w:r>
+      <w:r>
+        <w:t xml:space="preserve"> </w:t>
+      </w:r>
+      <w:r>
+        <w:rPr>
+          <w:i/>
+          <w:iCs/>
+        </w:rPr>
+        <w:t xml:space="preserve">IEEE IGARSS 2021</w:t>
+      </w:r>
+      <w:r>
+        <w:t xml:space="preserve">, 4704–4707.</w:t>
+      </w:r>
+    </w:p>
+    <w:p>
+      <w:pPr>
+        <w:pStyle w:val="Compact"/>
+        <w:numPr>
+          <w:ilvl w:val="0"/>
+          <w:numId w:val="1006"/>
+        </w:numPr>
+      </w:pPr>
+      <w:r>
+        <w:t xml:space="preserve">Roy, D. P., Kovalskyy, V., Zhang, H. K., Vermote, E. F., Yan, L., Kumar, S. S. and Egorov, A. (2016). Characterization of Landsat-7 to Landsat-8 reflective wavelength and normalized difference vegetation index continuity.</w:t>
+      </w:r>
+      <w:r>
+        <w:t xml:space="preserve"> </w:t>
+      </w:r>
+      <w:r>
+        <w:rPr>
+          <w:i/>
+          <w:iCs/>
+        </w:rPr>
+        <w:t xml:space="preserve">Remote Sensing of Environment</w:t>
+      </w:r>
+      <w:r>
+        <w:t xml:space="preserve"> </w:t>
+      </w:r>
+      <w:r>
+        <w:t xml:space="preserve">185, 57–70. doi:10.1016/j.rse.2015.12.024</w:t>
       </w:r>
     </w:p>
     <w:bookmarkEnd w:id="16"/>

--- a/paper/kampala_sponge_paper1.docx
+++ b/paper/kampala_sponge_paper1.docx
@@ -2402,6 +2402,24 @@
         <w:t xml:space="preserve">. Wetland vegetation in the strict sense fell from 1,807 to 733 ha city-wide (−59%). Cultivation took part of the valley floor first, in the 1990s and 2000s, and was then itself built over. Crops and grass on the Lubigi valley floor fell from 269 to 133 ha. HAND is among the most-used features, but it is the same in every year, so the change between years comes from the imagery alone.</w:t>
       </w:r>
     </w:p>
+    <w:p>
+      <w:pPr>
+        <w:pStyle w:val="BodyText"/>
+      </w:pPr>
+      <w:r>
+        <w:rPr>
+          <w:b/>
+          <w:bCs/>
+        </w:rPr>
+        <w:t xml:space="preserve">A third, 10 m check of today.</w:t>
+      </w:r>
+      <w:r>
+        <w:t xml:space="preserve"> </w:t>
+      </w:r>
+      <w:r>
+        <w:t xml:space="preserve">Sentinel-2 dry-season medians for 2024–26 (10 m, five seasons) give the share of valley floor (HAND &lt; 3 m, open water excluded) still green (NDVI &gt; 0.45). They agree with the 30 m Landsat 2025 estimate to within 1–7 percentage points: Lubigi 34% vs 36%, Nakivubo 42% vs 49%, Kinawataka 24% vs 23%, Kansanga 52% vs 56%, Nalukolongo 9% vs 7% (Fig. kd55). The machine-learning share is lower everywhere because it counts only wetland and trees, not grass and crops. Three methods at two resolutions tell the same story.</w:t>
+      </w:r>
+    </w:p>
     <w:bookmarkEnd w:id="12"/>
     <w:bookmarkStart w:id="13" w:name="discussion"/>
     <w:p>
@@ -2789,6 +2807,18 @@
         </w:numPr>
       </w:pPr>
       <w:r>
+        <w:t xml:space="preserve">kd55: valley floors today at 10 m (Sentinel-2, 2024–26) and the agreement of three methods</w:t>
+      </w:r>
+    </w:p>
+    <w:p>
+      <w:pPr>
+        <w:pStyle w:val="Compact"/>
+        <w:numPr>
+          <w:ilvl w:val="0"/>
+          <w:numId w:val="1005"/>
+        </w:numPr>
+      </w:pPr>
+      <w:r>
         <w:t xml:space="preserve">kd16: wetland time-lapse panels (Landsat), from the companion study</w:t>
       </w:r>
     </w:p>
@@ -3212,6 +3242,18 @@
       </w:r>
       <w:r>
         <w:t xml:space="preserve">185, 57–70. doi:10.1016/j.rse.2015.12.024</w:t>
+      </w:r>
+    </w:p>
+    <w:p>
+      <w:pPr>
+        <w:pStyle w:val="Compact"/>
+        <w:numPr>
+          <w:ilvl w:val="0"/>
+          <w:numId w:val="1006"/>
+        </w:numPr>
+      </w:pPr>
+      <w:r>
+        <w:t xml:space="preserve">Copernicus Sentinel-2 L2A (ESA), via the Microsoft Planetary Computer.</w:t>
       </w:r>
     </w:p>
     <w:bookmarkEnd w:id="16"/>
